--- a/temp.docx
+++ b/temp.docx
@@ -15,7 +15,7 @@
           <w:color w:val="000000"/>
           <w:sz w:val="28"/>
         </w:rPr>
-        <w:t>123123132132</w:t>
+        <w:t>123123123123</w:t>
       </w:r>
     </w:p>
     <w:p>
@@ -23,7 +23,7 @@
         <w:drawing>
           <wp:inline xmlns:a="http://schemas.openxmlformats.org/drawingml/2006/main" xmlns:pic="http://schemas.openxmlformats.org/drawingml/2006/picture">
             <wp:extent cx="3657600" cy="3803904"/>
-            <wp:docPr id="2" name="Picture 2"/>
+            <wp:docPr id="1" name="Picture 1"/>
             <wp:cNvGraphicFramePr>
               <a:graphicFrameLocks noChangeAspect="1"/>
             </wp:cNvGraphicFramePr>
@@ -31,7 +31,7 @@
               <a:graphicData uri="http://schemas.openxmlformats.org/drawingml/2006/picture">
                 <pic:pic>
                   <pic:nvPicPr>
-                    <pic:cNvPr id="0" name="1_0_8057_photo_2025-03-30_20-55-10.jpg"/>
+                    <pic:cNvPr id="0" name="1_0_7983_photo_2025-03-30_20-55-10.jpg"/>
                     <pic:cNvPicPr/>
                   </pic:nvPicPr>
                   <pic:blipFill>
@@ -61,97 +61,11 @@
       <w:r>
         <w:rPr>
           <w:rFonts w:ascii="Times New Roman" w:hAnsi="Times New Roman"/>
-          <w:b w:val="0"/>
+          <w:b/>
           <w:color w:val="000000"/>
           <w:sz w:val="24"/>
         </w:rPr>
-        <w:t>123132</w:t>
-      </w:r>
-    </w:p>
-    <w:sectPr>
-      <w:pgSz w:w="12240" w:h="15840"/>
-      <w:pgMar w:top="1440" w:right="1800" w:bottom="1440" w:left="1800" w:header="720" w:footer="720" w:gutter="0"/>
-      <w:cols w:space="720"/>
-      <w:docGrid w:linePitch="360"/>
-    </w:sectPr>
-    <w:p>
-      <w:pPr>
-        <w:spacing w:line="360" w:lineRule="auto"/>
-        <w:ind w:left="0" w:firstLine="0"/>
-        <w:jc w:val="left"/>
-      </w:pPr>
-      <w:r>
-        <w:rPr>
-          <w:rFonts w:ascii="Arial" w:hAnsi="Arial"/>
-          <w:b w:val="0"/>
-          <w:i w:val="0"/>
-          <w:color w:val="000000"/>
-          <w:sz w:val="24"/>
-        </w:rPr>
-      </w:r>
-      <w:r>
-        <w:rPr>
-          <w:rFonts w:ascii="Times New Roman" w:hAnsi="Times New Roman"/>
-          <w:b w:val="0"/>
-          <w:color w:val="000000"/>
-          <w:sz w:val="28"/>
-        </w:rPr>
-        <w:t>332212778 dkjfjkjdna fksjdhf372 71 jkdbskjab sjaabsrg ui23gu1y2 gsdbjfa bsdfn ajkf kg23uky g4jdajf hasdvf havshdfvaskdvfhavshdfdasvhfdsfdsasdvgvgasgdsvvvvvvvvvvvvvvvvvvvvvvvvvvvvvvvasdfdsdsf asdasdf asdfasf</w:t>
-      </w:r>
-    </w:p>
-    <w:p>
-      <w:pPr>
-        <w:ind w:left="0" w:right="0"/>
-        <w:jc w:val="center"/>
-      </w:pPr>
-      <w:r>
-        <w:drawing>
-          <wp:inline xmlns:a="http://schemas.openxmlformats.org/drawingml/2006/main" xmlns:pic="http://schemas.openxmlformats.org/drawingml/2006/picture">
-            <wp:extent cx="714375" cy="742950"/>
-            <wp:docPr id="1" name="Picture 1"/>
-            <wp:cNvGraphicFramePr>
-              <a:graphicFrameLocks noChangeAspect="1"/>
-            </wp:cNvGraphicFramePr>
-            <a:graphic>
-              <a:graphicData uri="http://schemas.openxmlformats.org/drawingml/2006/picture">
-                <pic:pic>
-                  <pic:nvPicPr>
-                    <pic:cNvPr id="0" name="2487522d-9c90-44af-8ce6-1d242147392f.jpg"/>
-                    <pic:cNvPicPr/>
-                  </pic:nvPicPr>
-                  <pic:blipFill>
-                    <a:blip r:embed="rId9"/>
-                    <a:stretch>
-                      <a:fillRect/>
-                    </a:stretch>
-                  </pic:blipFill>
-                  <pic:spPr>
-                    <a:xfrm>
-                      <a:off x="0" y="0"/>
-                      <a:ext cx="714375" cy="742950"/>
-                    </a:xfrm>
-                    <a:prstGeom prst="rect"/>
-                  </pic:spPr>
-                </pic:pic>
-              </a:graphicData>
-            </a:graphic>
-          </wp:inline>
-        </w:drawing>
-      </w:r>
-    </w:p>
-    <w:p>
-      <w:pPr>
-        <w:pStyle w:val="Caption"/>
-        <w:jc w:val="center"/>
-      </w:pPr>
-      <w:r>
-        <w:rPr>
-          <w:rFonts w:ascii="Times New Roman" w:hAnsi="Times New Roman"/>
-          <w:b w:val="0"/>
-          <w:color w:val="000000"/>
-          <w:sz w:val="24"/>
-        </w:rPr>
-        <w:t>Рисунок 1 - окак</w:t>
+        <w:t>123123123</w:t>
       </w:r>
     </w:p>
     <w:sectPr>
